--- a/docs/files.docx
+++ b/docs/files.docx
@@ -2,7 +2,7 @@
 <file path=word/document.xml><?xml version="1.0" encoding="utf-8"?>
 <w:document xmlns:w="http://schemas.openxmlformats.org/wordprocessingml/2006/main" xmlns:m="http://schemas.openxmlformats.org/officeDocument/2006/math" xmlns:r="http://schemas.openxmlformats.org/officeDocument/2006/relationships" xmlns:o="urn:schemas-microsoft-com:office:office" xmlns:v="urn:schemas-microsoft-com:vml" xmlns:w10="urn:schemas-microsoft-com:office:word" xmlns:a="http://schemas.openxmlformats.org/drawingml/2006/main" xmlns:pic="http://schemas.openxmlformats.org/drawingml/2006/picture" xmlns:wp="http://schemas.openxmlformats.org/drawingml/2006/wordprocessingDrawing">
   <w:body>
-    <w:bookmarkStart w:id="37" w:name="folder-and-file-management"/>
+    <w:bookmarkStart w:id="43" w:name="folder-and-file-management"/>
     <w:p>
       <w:pPr>
         <w:pStyle w:val="Heading1"/>
@@ -923,7 +923,717 @@
       </w:r>
     </w:p>
     <w:bookmarkEnd w:id="36"/>
+    <w:bookmarkStart w:id="37" w:name="Xfbac533c11944dad356654d101fdf9c9f3c1ab9"/>
+    <w:p>
+      <w:pPr>
+        <w:pStyle w:val="Heading2"/>
+      </w:pPr>
+      <w:r>
+        <w:t xml:space="preserve">Per-vault fields and cross-field search (Build 25, Phase A)</w:t>
+      </w:r>
+    </w:p>
+    <w:p>
+      <w:pPr>
+        <w:pStyle w:val="FirstParagraph"/>
+      </w:pPr>
+      <w:r>
+        <w:t xml:space="preserve">Each vault carries an ordered set of field definitions: a stable key, a human label, a type (text, number, date, or choice list), and options for a choice list. The ten default vaults ship with tailored starter fields; custom vaults start from a generic set and can be edited freely.</w:t>
+      </w:r>
+    </w:p>
+    <w:p>
+      <w:pPr>
+        <w:numPr>
+          <w:ilvl w:val="0"/>
+          <w:numId w:val="1014"/>
+        </w:numPr>
+        <w:pStyle w:val="Compact"/>
+      </w:pPr>
+      <w:r>
+        <w:t xml:space="preserve">Managing fields: each vault’s menu has</w:t>
+      </w:r>
+      <w:r>
+        <w:t xml:space="preserve"> </w:t>
+      </w:r>
+      <w:r>
+        <w:t xml:space="preserve">“</w:t>
+      </w:r>
+      <w:r>
+        <w:t xml:space="preserve">Manage fields</w:t>
+      </w:r>
+      <w:r>
+        <w:t xml:space="preserve">”</w:t>
+      </w:r>
+      <w:r>
+        <w:t xml:space="preserve"> </w:t>
+      </w:r>
+      <w:r>
+        <w:t xml:space="preserve">(available on default and custom vaults). Fields can be added, renamed, retyped, given choice-list options, and removed. Renaming keeps values already saved; removing a field hides its saved values only. A vault is capped at 20 fields.</w:t>
+      </w:r>
+    </w:p>
+    <w:p>
+      <w:pPr>
+        <w:numPr>
+          <w:ilvl w:val="0"/>
+          <w:numId w:val="1014"/>
+        </w:numPr>
+        <w:pStyle w:val="Compact"/>
+      </w:pPr>
+      <w:r>
+        <w:t xml:space="preserve">Capturing values: the scanner save step shows the selected vault’s fields as inputs so details are captured when a document is saved.</w:t>
+      </w:r>
+    </w:p>
+    <w:p>
+      <w:pPr>
+        <w:numPr>
+          <w:ilvl w:val="0"/>
+          <w:numId w:val="1014"/>
+        </w:numPr>
+        <w:pStyle w:val="Compact"/>
+      </w:pPr>
+      <w:r>
+        <w:t xml:space="preserve">Viewing and editing: the document screen shows a Details panel with the vault’s fields and their values (dates formatted) plus an</w:t>
+      </w:r>
+      <w:r>
+        <w:t xml:space="preserve"> </w:t>
+      </w:r>
+      <w:r>
+        <w:t xml:space="preserve">“</w:t>
+      </w:r>
+      <w:r>
+        <w:t xml:space="preserve">Edit details</w:t>
+      </w:r>
+      <w:r>
+        <w:t xml:space="preserve">”</w:t>
+      </w:r>
+      <w:r>
+        <w:t xml:space="preserve"> </w:t>
+      </w:r>
+      <w:r>
+        <w:t xml:space="preserve">action. Moving a document to another vault reloads its details against the destination vault’s fields.</w:t>
+      </w:r>
+    </w:p>
+    <w:p>
+      <w:pPr>
+        <w:numPr>
+          <w:ilvl w:val="0"/>
+          <w:numId w:val="1014"/>
+        </w:numPr>
+        <w:pStyle w:val="Compact"/>
+      </w:pPr>
+      <w:r>
+        <w:t xml:space="preserve">Search: matches the document name and all saved field values. Each document keeps a derived lowercase search string (name plus field values) used for matching.</w:t>
+      </w:r>
+    </w:p>
+    <w:p>
+      <w:pPr>
+        <w:numPr>
+          <w:ilvl w:val="0"/>
+          <w:numId w:val="1014"/>
+        </w:numPr>
+        <w:pStyle w:val="Compact"/>
+      </w:pPr>
+      <w:r>
+        <w:t xml:space="preserve">Data model: Folder.fields (JSON), Document.metadata (JSON), Document.searchText (String). All additive. Field helpers live in lib/vault-fields.ts.</w:t>
+      </w:r>
+    </w:p>
     <w:bookmarkEnd w:id="37"/>
+    <w:bookmarkStart w:id="38" w:name="preview-thumbnails-on-the-grid-build-26"/>
+    <w:p>
+      <w:pPr>
+        <w:pStyle w:val="Heading2"/>
+      </w:pPr>
+      <w:r>
+        <w:t xml:space="preserve">Preview thumbnails on the grid (Build 26)</w:t>
+      </w:r>
+    </w:p>
+    <w:p>
+      <w:pPr>
+        <w:pStyle w:val="FirstParagraph"/>
+      </w:pPr>
+      <w:r>
+        <w:t xml:space="preserve">Folder grid tiles now show a real preview image for documents that have one, instead of squeezing the full image into the portrait tile or showing a generic icon.</w:t>
+      </w:r>
+    </w:p>
+    <w:p>
+      <w:pPr>
+        <w:numPr>
+          <w:ilvl w:val="0"/>
+          <w:numId w:val="1015"/>
+        </w:numPr>
+        <w:pStyle w:val="Compact"/>
+      </w:pPr>
+      <w:r>
+        <w:t xml:space="preserve">Thumbnails are generated at save time (see scanner.md) and stored in</w:t>
+      </w:r>
+      <w:r>
+        <w:t xml:space="preserve"> </w:t>
+      </w:r>
+      <w:r>
+        <w:rPr>
+          <w:rStyle w:val="VerbatimChar"/>
+        </w:rPr>
+        <w:t xml:space="preserve">Document.thumbnailPath</w:t>
+      </w:r>
+      <w:r>
+        <w:t xml:space="preserve"> </w:t>
+      </w:r>
+      <w:r>
+        <w:t xml:space="preserve">(an existing field; no schema change). The whole page fitted on white is the default; the user can set a custom 3:4</w:t>
+      </w:r>
+      <w:r>
+        <w:t xml:space="preserve"> </w:t>
+      </w:r>
+      <w:r>
+        <w:t xml:space="preserve">“</w:t>
+      </w:r>
+      <w:r>
+        <w:t xml:space="preserve">cover</w:t>
+      </w:r>
+      <w:r>
+        <w:t xml:space="preserve">”</w:t>
+      </w:r>
+      <w:r>
+        <w:t xml:space="preserve"> </w:t>
+      </w:r>
+      <w:r>
+        <w:t xml:space="preserve">frame from the save step.</w:t>
+      </w:r>
+    </w:p>
+    <w:p>
+      <w:pPr>
+        <w:numPr>
+          <w:ilvl w:val="0"/>
+          <w:numId w:val="1015"/>
+        </w:numPr>
+        <w:pStyle w:val="Compact"/>
+      </w:pPr>
+      <w:r>
+        <w:t xml:space="preserve">The folders list returns</w:t>
+      </w:r>
+      <w:r>
+        <w:t xml:space="preserve"> </w:t>
+      </w:r>
+      <w:r>
+        <w:rPr>
+          <w:rStyle w:val="VerbatimChar"/>
+        </w:rPr>
+        <w:t xml:space="preserve">hasThumbnail</w:t>
+      </w:r>
+      <w:r>
+        <w:t xml:space="preserve"> </w:t>
+      </w:r>
+      <w:r>
+        <w:t xml:space="preserve">per document so the grid knows whether to render an image tile. Tiles fetch the preview from</w:t>
+      </w:r>
+      <w:r>
+        <w:t xml:space="preserve"> </w:t>
+      </w:r>
+      <w:r>
+        <w:rPr>
+          <w:rStyle w:val="VerbatimChar"/>
+        </w:rPr>
+        <w:t xml:space="preserve">GET /api/files/[id]?variant=thumb</w:t>
+      </w:r>
+      <w:r>
+        <w:t xml:space="preserve">, which streams the thumbnail inline as a JPEG and falls back to the full file if none exists.</w:t>
+      </w:r>
+    </w:p>
+    <w:p>
+      <w:pPr>
+        <w:numPr>
+          <w:ilvl w:val="0"/>
+          <w:numId w:val="1015"/>
+        </w:numPr>
+        <w:pStyle w:val="Compact"/>
+      </w:pPr>
+      <w:r>
+        <w:t xml:space="preserve">Scanned images and scan-built PDFs get a real preview tile. Externally uploaded PDFs keep the generic PDF icon (no source image to render). Documents saved before this build have no thumbnail and keep their previous tile appearance.</w:t>
+      </w:r>
+    </w:p>
+    <w:p>
+      <w:pPr>
+        <w:numPr>
+          <w:ilvl w:val="0"/>
+          <w:numId w:val="1015"/>
+        </w:numPr>
+        <w:pStyle w:val="Compact"/>
+      </w:pPr>
+      <w:r>
+        <w:t xml:space="preserve">Deleting a document also removes its thumbnail from storage. Thumbnails are small and do not count against the storage quota.</w:t>
+      </w:r>
+    </w:p>
+    <w:bookmarkEnd w:id="38"/>
+    <w:bookmarkStart w:id="39" w:name="showhide-previews-on-the-grid-build-27"/>
+    <w:p>
+      <w:pPr>
+        <w:pStyle w:val="Heading2"/>
+      </w:pPr>
+      <w:r>
+        <w:t xml:space="preserve">Show/hide previews on the grid (Build 27)</w:t>
+      </w:r>
+    </w:p>
+    <w:p>
+      <w:pPr>
+        <w:pStyle w:val="FirstParagraph"/>
+      </w:pPr>
+      <w:r>
+        <w:t xml:space="preserve">A vault that contains documents shows an eye icon in its header. Tapping it hides all document image previews on that vault’s grid (each tile shows a neutral</w:t>
+      </w:r>
+      <w:r>
+        <w:t xml:space="preserve"> </w:t>
+      </w:r>
+      <w:r>
+        <w:t xml:space="preserve">“</w:t>
+      </w:r>
+      <w:r>
+        <w:t xml:space="preserve">Preview off</w:t>
+      </w:r>
+      <w:r>
+        <w:t xml:space="preserve">”</w:t>
+      </w:r>
+      <w:r>
+        <w:t xml:space="preserve"> </w:t>
+      </w:r>
+      <w:r>
+        <w:t xml:space="preserve">placeholder); tapping again shows them. The choice is stored per browser (local storage key</w:t>
+      </w:r>
+      <w:r>
+        <w:t xml:space="preserve"> </w:t>
+      </w:r>
+      <w:r>
+        <w:rPr>
+          <w:rStyle w:val="VerbatimChar"/>
+        </w:rPr>
+        <w:t xml:space="preserve">lockondocs.showPreviews</w:t>
+      </w:r>
+      <w:r>
+        <w:t xml:space="preserve">) so it survives a reload and applies across vaults. When previews are off, the tile image element is not rendered at all, so no document image is requested.</w:t>
+      </w:r>
+    </w:p>
+    <w:p>
+      <w:pPr>
+        <w:pStyle w:val="BodyText"/>
+      </w:pPr>
+      <w:r>
+        <w:t xml:space="preserve">This is both a privacy control (avoid rendering sensitive document images in the grid, for example over someone’s shoulder) and a diagnostic aid (turn previews off, reload a populated vault, and check whether a browser security warning is being triggered by the rendered imagery). Client-only; no schema or API change.</w:t>
+      </w:r>
+    </w:p>
+    <w:bookmarkEnd w:id="39"/>
+    <w:bookmarkStart w:id="40" w:name="expiry-reminders-build-28-phase-b"/>
+    <w:p>
+      <w:pPr>
+        <w:pStyle w:val="Heading2"/>
+      </w:pPr>
+      <w:r>
+        <w:t xml:space="preserve">Expiry reminders (Build 28, Phase B)</w:t>
+      </w:r>
+    </w:p>
+    <w:p>
+      <w:pPr>
+        <w:pStyle w:val="FirstParagraph"/>
+      </w:pPr>
+      <w:r>
+        <w:t xml:space="preserve">The app tracks each document’s expiry or renewal date and surfaces documents that are expiring soon or have already expired. This is the in-app reminders layer; scheduled email reminders are a separate follow-on and are not part of this build.</w:t>
+      </w:r>
+    </w:p>
+    <w:p>
+      <w:pPr>
+        <w:numPr>
+          <w:ilvl w:val="0"/>
+          <w:numId w:val="1016"/>
+        </w:numPr>
+        <w:pStyle w:val="Compact"/>
+      </w:pPr>
+      <w:r>
+        <w:t xml:space="preserve">Where the date comes from: the app reads the vault’s designated date field (an expiry, renewal or retention field from Phase A) and records the document’s expiry date when the document is saved or its details are edited. No separate expiry input was added.</w:t>
+      </w:r>
+    </w:p>
+    <w:p>
+      <w:pPr>
+        <w:numPr>
+          <w:ilvl w:val="0"/>
+          <w:numId w:val="1016"/>
+        </w:numPr>
+        <w:pStyle w:val="Compact"/>
+      </w:pPr>
+      <w:r>
+        <w:t xml:space="preserve">Reminders screen: reached from the bell icon at the top left of the home screen. It lists documents that need attention, split into</w:t>
+      </w:r>
+      <w:r>
+        <w:t xml:space="preserve"> </w:t>
+      </w:r>
+      <w:r>
+        <w:t xml:space="preserve">“</w:t>
+      </w:r>
+      <w:r>
+        <w:t xml:space="preserve">Expired</w:t>
+      </w:r>
+      <w:r>
+        <w:t xml:space="preserve">”</w:t>
+      </w:r>
+      <w:r>
+        <w:t xml:space="preserve"> </w:t>
+      </w:r>
+      <w:r>
+        <w:t xml:space="preserve">and</w:t>
+      </w:r>
+      <w:r>
+        <w:t xml:space="preserve"> </w:t>
+      </w:r>
+      <w:r>
+        <w:t xml:space="preserve">“</w:t>
+      </w:r>
+      <w:r>
+        <w:t xml:space="preserve">Expiring soon</w:t>
+      </w:r>
+      <w:r>
+        <w:t xml:space="preserve">”</w:t>
+      </w:r>
+      <w:r>
+        <w:t xml:space="preserve">, each with a plain-English label and a link to the document, and each dismissable.</w:t>
+      </w:r>
+    </w:p>
+    <w:p>
+      <w:pPr>
+        <w:numPr>
+          <w:ilvl w:val="0"/>
+          <w:numId w:val="1016"/>
+        </w:numPr>
+        <w:pStyle w:val="Compact"/>
+      </w:pPr>
+      <w:r>
+        <w:t xml:space="preserve">Home screen: shows a bell icon with a count badge and a banner when any documents need attention (both hidden when there is nothing to show).</w:t>
+      </w:r>
+    </w:p>
+    <w:p>
+      <w:pPr>
+        <w:numPr>
+          <w:ilvl w:val="0"/>
+          <w:numId w:val="1016"/>
+        </w:numPr>
+        <w:pStyle w:val="Compact"/>
+      </w:pPr>
+      <w:r>
+        <w:t xml:space="preserve">Document screen: shows a red (expired) or amber (expiring soon) status badge above the Details panel.</w:t>
+      </w:r>
+    </w:p>
+    <w:p>
+      <w:pPr>
+        <w:numPr>
+          <w:ilvl w:val="0"/>
+          <w:numId w:val="1016"/>
+        </w:numPr>
+        <w:pStyle w:val="Compact"/>
+      </w:pPr>
+      <w:r>
+        <w:t xml:space="preserve">Lead time: each user chooses how far ahead they are reminded (7, 14, 30, 60 or 90 days; default 30), set on the Reminders screen.</w:t>
+      </w:r>
+    </w:p>
+    <w:p>
+      <w:pPr>
+        <w:numPr>
+          <w:ilvl w:val="0"/>
+          <w:numId w:val="1016"/>
+        </w:numPr>
+        <w:pStyle w:val="Compact"/>
+      </w:pPr>
+      <w:r>
+        <w:t xml:space="preserve">Data model: Document.expiryDate (DateTime, nullable), Document.reminderDismissedAt (DateTime, nullable), User.reminderLeadDays (Int, default 30), plus an index on (userId, expiryDate). All additive. Logic lives in lib/reminders.ts; the vault expiry field is chosen by getExpiryFieldKey in lib/vault-fields.ts.</w:t>
+      </w:r>
+    </w:p>
+    <w:p>
+      <w:pPr>
+        <w:numPr>
+          <w:ilvl w:val="0"/>
+          <w:numId w:val="1016"/>
+        </w:numPr>
+        <w:pStyle w:val="Compact"/>
+      </w:pPr>
+      <w:r>
+        <w:t xml:space="preserve">APIs: GET /api/reminders (non-dismissed, expired or within-lead documents for the signed-in user, soonest first); PATCH /api/reminders (update lead time, or dismiss a document). All queries are scoped to the signed-in user.</w:t>
+      </w:r>
+    </w:p>
+    <w:bookmarkEnd w:id="40"/>
+    <w:bookmarkStart w:id="41" w:name="Xf0e171ee81d9bffaa805e7238ae7f735f42f8cf"/>
+    <w:p>
+      <w:pPr>
+        <w:pStyle w:val="Heading2"/>
+      </w:pPr>
+      <w:r>
+        <w:t xml:space="preserve">Email expiry reminders (Build 29, Phase B follow-on)</w:t>
+      </w:r>
+    </w:p>
+    <w:p>
+      <w:pPr>
+        <w:pStyle w:val="FirstParagraph"/>
+      </w:pPr>
+      <w:r>
+        <w:t xml:space="preserve">Because the app runs embedded in the GoodBarber mobile shell, it cannot send phone push notifications. Branded reminder emails fill that gap so users hear about expiring documents without having to open the vault.</w:t>
+      </w:r>
+    </w:p>
+    <w:p>
+      <w:pPr>
+        <w:numPr>
+          <w:ilvl w:val="0"/>
+          <w:numId w:val="1017"/>
+        </w:numPr>
+        <w:pStyle w:val="Compact"/>
+      </w:pPr>
+      <w:r>
+        <w:t xml:space="preserve">What is sent: for each document, at most one</w:t>
+      </w:r>
+      <w:r>
+        <w:t xml:space="preserve"> </w:t>
+      </w:r>
+      <w:r>
+        <w:t xml:space="preserve">“</w:t>
+      </w:r>
+      <w:r>
+        <w:t xml:space="preserve">expiring soon</w:t>
+      </w:r>
+      <w:r>
+        <w:t xml:space="preserve">”</w:t>
+      </w:r>
+      <w:r>
+        <w:t xml:space="preserve"> </w:t>
+      </w:r>
+      <w:r>
+        <w:t xml:space="preserve">email (when it comes within 30 days of its expiry date) and, later, at most one</w:t>
+      </w:r>
+      <w:r>
+        <w:t xml:space="preserve"> </w:t>
+      </w:r>
+      <w:r>
+        <w:t xml:space="preserve">“</w:t>
+      </w:r>
+      <w:r>
+        <w:t xml:space="preserve">expired</w:t>
+      </w:r>
+      <w:r>
+        <w:t xml:space="preserve">”</w:t>
+      </w:r>
+      <w:r>
+        <w:t xml:space="preserve"> </w:t>
+      </w:r>
+      <w:r>
+        <w:t xml:space="preserve">email (once the date has passed). Exactly one of each per expiry cycle, so users are never spammed.</w:t>
+      </w:r>
+    </w:p>
+    <w:p>
+      <w:pPr>
+        <w:numPr>
+          <w:ilvl w:val="0"/>
+          <w:numId w:val="1017"/>
+        </w:numPr>
+        <w:pStyle w:val="Compact"/>
+      </w:pPr>
+      <w:r>
+        <w:t xml:space="preserve">Re-arming: if a document is renewed and its expiry date changes, both</w:t>
+      </w:r>
+      <w:r>
+        <w:t xml:space="preserve"> </w:t>
+      </w:r>
+      <w:r>
+        <w:t xml:space="preserve">“</w:t>
+      </w:r>
+      <w:r>
+        <w:t xml:space="preserve">sent</w:t>
+      </w:r>
+      <w:r>
+        <w:t xml:space="preserve">”</w:t>
+      </w:r>
+      <w:r>
+        <w:t xml:space="preserve"> </w:t>
+      </w:r>
+      <w:r>
+        <w:t xml:space="preserve">markers are cleared, so the new date can warn again with a fresh soon and expired email.</w:t>
+      </w:r>
+    </w:p>
+    <w:p>
+      <w:pPr>
+        <w:numPr>
+          <w:ilvl w:val="0"/>
+          <w:numId w:val="1017"/>
+        </w:numPr>
+        <w:pStyle w:val="Compact"/>
+      </w:pPr>
+      <w:r>
+        <w:t xml:space="preserve">Branding: the emails use the same branded template as the rest of the app (logo, colours, a clear call-to-action button that opens the document). GB English, no em dashes.</w:t>
+      </w:r>
+    </w:p>
+    <w:p>
+      <w:pPr>
+        <w:numPr>
+          <w:ilvl w:val="0"/>
+          <w:numId w:val="1017"/>
+        </w:numPr>
+        <w:pStyle w:val="Compact"/>
+      </w:pPr>
+      <w:r>
+        <w:t xml:space="preserve">Opt out: each user can turn email reminders off with a toggle on the Reminders screen. When off, that user is skipped entirely by the send job. A document whose in-app reminder has been dismissed is also skipped.</w:t>
+      </w:r>
+    </w:p>
+    <w:p>
+      <w:pPr>
+        <w:numPr>
+          <w:ilvl w:val="0"/>
+          <w:numId w:val="1017"/>
+        </w:numPr>
+        <w:pStyle w:val="Compact"/>
+      </w:pPr>
+      <w:r>
+        <w:t xml:space="preserve">Data model (additive, no data loss): User.emailRemindersEnabled (Boolean, default true), Document.reminderSoonSentAt (DateTime, nullable), Document.reminderExpiredSentAt (DateTime, nullable).</w:t>
+      </w:r>
+    </w:p>
+    <w:p>
+      <w:pPr>
+        <w:numPr>
+          <w:ilvl w:val="0"/>
+          <w:numId w:val="1017"/>
+        </w:numPr>
+        <w:pStyle w:val="Compact"/>
+      </w:pPr>
+      <w:r>
+        <w:t xml:space="preserve">How it runs: a protected endpoint, POST /api/reminders/dispatch, does the work. It is guarded by a secret (sent as an Authorization: Bearer header or an x-cron-secret header) and is designed to be called once a day by a scheduled task. Each run selects the documents that need an email, sends it, marks the matching</w:t>
+      </w:r>
+      <w:r>
+        <w:t xml:space="preserve"> </w:t>
+      </w:r>
+      <w:r>
+        <w:t xml:space="preserve">“</w:t>
+      </w:r>
+      <w:r>
+        <w:t xml:space="preserve">sent</w:t>
+      </w:r>
+      <w:r>
+        <w:t xml:space="preserve">”</w:t>
+      </w:r>
+      <w:r>
+        <w:t xml:space="preserve"> </w:t>
+      </w:r>
+      <w:r>
+        <w:t xml:space="preserve">flag only on success, and records the result in the email log. It reports counts (candidates, soon sent, expired sent, failed) and writes a</w:t>
+      </w:r>
+      <w:r>
+        <w:t xml:space="preserve"> </w:t>
+      </w:r>
+      <w:r>
+        <w:rPr>
+          <w:rStyle w:val="VerbatimChar"/>
+        </w:rPr>
+        <w:t xml:space="preserve">reminder.emails_dispatched</w:t>
+      </w:r>
+      <w:r>
+        <w:t xml:space="preserve"> </w:t>
+      </w:r>
+      <w:r>
+        <w:t xml:space="preserve">audit entry.</w:t>
+      </w:r>
+    </w:p>
+    <w:p>
+      <w:pPr>
+        <w:numPr>
+          <w:ilvl w:val="0"/>
+          <w:numId w:val="1017"/>
+        </w:numPr>
+        <w:pStyle w:val="Compact"/>
+      </w:pPr>
+      <w:r>
+        <w:t xml:space="preserve">Every sent or failed email is recorded in the admin Emails log (see admin.md).</w:t>
+      </w:r>
+    </w:p>
+    <w:p>
+      <w:pPr>
+        <w:numPr>
+          <w:ilvl w:val="0"/>
+          <w:numId w:val="1017"/>
+        </w:numPr>
+        <w:pStyle w:val="Compact"/>
+      </w:pPr>
+      <w:r>
+        <w:t xml:space="preserve">IMPORTANT: the daily send job only runs against the live host, so the reminder emails begin only after the build is deployed to vault.lockondocs.app.</w:t>
+      </w:r>
+    </w:p>
+    <w:p>
+      <w:pPr>
+        <w:numPr>
+          <w:ilvl w:val="0"/>
+          <w:numId w:val="1017"/>
+        </w:numPr>
+        <w:pStyle w:val="Compact"/>
+      </w:pPr>
+      <w:r>
+        <w:t xml:space="preserve">Build 30 boundary fix: the daily send job now includes a document that is exactly 30 days from expiry, matching the in-app bell exactly (previously a document exactly 30 days out lit the bell but produced no email).</w:t>
+      </w:r>
+    </w:p>
+    <w:bookmarkEnd w:id="41"/>
+    <w:bookmarkStart w:id="42" w:name="X9c2f2dd74c04625ca4d1d24af7d2b9b12406736"/>
+    <w:p>
+      <w:pPr>
+        <w:pStyle w:val="Heading2"/>
+      </w:pPr>
+      <w:r>
+        <w:t xml:space="preserve">Masked sensitive fields on the document screen (Build 31, Phase C)</w:t>
+      </w:r>
+    </w:p>
+    <w:p>
+      <w:pPr>
+        <w:pStyle w:val="FirstParagraph"/>
+      </w:pPr>
+      <w:r>
+        <w:t xml:space="preserve">Because vaults hold high-sensitivity details (ID numbers, passport and licence numbers, account and policy numbers, usernames, patient names), the document Details panel now masks those values by default so they are not exposed to someone glancing at the screen.</w:t>
+      </w:r>
+    </w:p>
+    <w:p>
+      <w:pPr>
+        <w:numPr>
+          <w:ilvl w:val="0"/>
+          <w:numId w:val="1018"/>
+        </w:numPr>
+        <w:pStyle w:val="Compact"/>
+      </w:pPr>
+      <w:r>
+        <w:t xml:space="preserve">What is masked: only text and number fields whose name matches a sensitive pattern (for example id number, passport, licence, SSN or social security, account number, VIN, tax id, policy number, username, password, recovery code, patient name). Ordinary descriptive fields (for example account type or a service name) stay visible.</w:t>
+      </w:r>
+    </w:p>
+    <w:p>
+      <w:pPr>
+        <w:numPr>
+          <w:ilvl w:val="0"/>
+          <w:numId w:val="1018"/>
+        </w:numPr>
+        <w:pStyle w:val="Compact"/>
+      </w:pPr>
+      <w:r>
+        <w:t xml:space="preserve">Reveal and hide: when a sensitive field has a value, the Details header shows a Reveal control. Revealing asks the user to confirm their password (via the re-authentication endpoint) and then shows the values; Hide re-masks them. Masked values render as bullet dots until revealed.</w:t>
+      </w:r>
+    </w:p>
+    <w:p>
+      <w:pPr>
+        <w:numPr>
+          <w:ilvl w:val="0"/>
+          <w:numId w:val="1018"/>
+        </w:numPr>
+        <w:pStyle w:val="Compact"/>
+      </w:pPr>
+      <w:r>
+        <w:t xml:space="preserve">Auto re-mask: if the app is backgrounded (the tab is hidden), revealed values are re-masked automatically, so nothing sensitive is left on screen when the user returns.</w:t>
+      </w:r>
+    </w:p>
+    <w:p>
+      <w:pPr>
+        <w:numPr>
+          <w:ilvl w:val="0"/>
+          <w:numId w:val="1018"/>
+        </w:numPr>
+        <w:pStyle w:val="Compact"/>
+      </w:pPr>
+      <w:r>
+        <w:t xml:space="preserve">This works together with the app-wide auto-lock and re-authentication described in admin.md and production.md.</w:t>
+      </w:r>
+    </w:p>
+    <w:bookmarkEnd w:id="42"/>
+    <w:bookmarkEnd w:id="43"/>
     <w:sectPr/>
   </w:body>
 </w:document>
@@ -1146,6 +1856,21 @@
     <w:abstractNumId w:val="991"/>
   </w:num>
   <w:num w:numId="1013">
+    <w:abstractNumId w:val="991"/>
+  </w:num>
+  <w:num w:numId="1014">
+    <w:abstractNumId w:val="991"/>
+  </w:num>
+  <w:num w:numId="1015">
+    <w:abstractNumId w:val="991"/>
+  </w:num>
+  <w:num w:numId="1016">
+    <w:abstractNumId w:val="991"/>
+  </w:num>
+  <w:num w:numId="1017">
+    <w:abstractNumId w:val="991"/>
+  </w:num>
+  <w:num w:numId="1018">
     <w:abstractNumId w:val="991"/>
   </w:num>
 </w:numbering>

--- a/docs/files.docx
+++ b/docs/files.docx
@@ -2,7 +2,7 @@
 <file path=word/document.xml><?xml version="1.0" encoding="utf-8"?>
 <w:document xmlns:w="http://schemas.openxmlformats.org/wordprocessingml/2006/main" xmlns:m="http://schemas.openxmlformats.org/officeDocument/2006/math" xmlns:r="http://schemas.openxmlformats.org/officeDocument/2006/relationships" xmlns:o="urn:schemas-microsoft-com:office:office" xmlns:v="urn:schemas-microsoft-com:vml" xmlns:w10="urn:schemas-microsoft-com:office:word" xmlns:a="http://schemas.openxmlformats.org/drawingml/2006/main" xmlns:pic="http://schemas.openxmlformats.org/drawingml/2006/picture" xmlns:wp="http://schemas.openxmlformats.org/drawingml/2006/wordprocessingDrawing">
   <w:body>
-    <w:bookmarkStart w:id="43" w:name="folder-and-file-management"/>
+    <w:bookmarkStart w:id="46" w:name="folder-and-file-management"/>
     <w:p>
       <w:pPr>
         <w:pStyle w:val="Heading1"/>
@@ -179,7 +179,7 @@
         <w:pStyle w:val="FirstParagraph"/>
       </w:pPr>
       <w:r>
-        <w:t xml:space="preserve">Users can create, rename, and delete folders to organise their scanned documents. The system provides a set of pre-created default folders and allows users to add their own. Documents can be viewed, moved between folders, searched, and sorted.</w:t>
+        <w:t xml:space="preserve">Users can create, rename, and delete folders to organize their scanned documents. The system provides a set of pre-created default folders and allows users to add their own. Documents can be viewed, moved between folders, searched, and sorted.</w:t>
       </w:r>
     </w:p>
     <w:p>
@@ -424,13 +424,13 @@
       </w:r>
     </w:p>
     <w:bookmarkEnd w:id="23"/>
-    <w:bookmarkStart w:id="28" w:name="implemented-behaviour-phase-2"/>
+    <w:bookmarkStart w:id="28" w:name="implemented-behavior-phase-2"/>
     <w:p>
       <w:pPr>
         <w:pStyle w:val="Heading2"/>
       </w:pPr>
       <w:r>
-        <w:t xml:space="preserve">Implemented Behaviour (Phase 2)</w:t>
+        <w:t xml:space="preserve">Implemented Behavior (Phase 2)</w:t>
       </w:r>
     </w:p>
     <w:bookmarkStart w:id="24" w:name="folder-icons"/>
@@ -1458,7 +1458,7 @@
         <w:pStyle w:val="Compact"/>
       </w:pPr>
       <w:r>
-        <w:t xml:space="preserve">Branding: the emails use the same branded template as the rest of the app (logo, colours, a clear call-to-action button that opens the document). GB English, no em dashes.</w:t>
+        <w:t xml:space="preserve">Branding: the emails use the same branded template as the rest of the app (logo, colors, a clear call-to-action button that opens the document). US English (GB English before Build 40), no em dashes.</w:t>
       </w:r>
     </w:p>
     <w:p>
@@ -1581,7 +1581,7 @@
         <w:pStyle w:val="FirstParagraph"/>
       </w:pPr>
       <w:r>
-        <w:t xml:space="preserve">Because vaults hold high-sensitivity details (ID numbers, passport and licence numbers, account and policy numbers, usernames, patient names), the document Details panel now masks those values by default so they are not exposed to someone glancing at the screen.</w:t>
+        <w:t xml:space="preserve">Because vaults hold high-sensitivity details (ID numbers, passport and license numbers, account and policy numbers, usernames, patient names), the document Details panel now masks those values by default so they are not exposed to someone glancing at the screen.</w:t>
       </w:r>
     </w:p>
     <w:p>
@@ -1593,7 +1593,7 @@
         <w:pStyle w:val="Compact"/>
       </w:pPr>
       <w:r>
-        <w:t xml:space="preserve">What is masked: only text and number fields whose name matches a sensitive pattern (for example id number, passport, licence, SSN or social security, account number, VIN, tax id, policy number, username, password, recovery code, patient name). Ordinary descriptive fields (for example account type or a service name) stay visible.</w:t>
+        <w:t xml:space="preserve">What is masked: only text and number fields whose name matches a sensitive pattern (for example id number, passport, license, SSN or social security, account number, VIN, tax id, policy number, username, password, recovery code, patient name). Ordinary descriptive fields (for example account type or a service name) stay visible.</w:t>
       </w:r>
     </w:p>
     <w:p>
@@ -1633,7 +1633,241 @@
       </w:r>
     </w:p>
     <w:bookmarkEnd w:id="42"/>
+    <w:bookmarkStart w:id="43" w:name="X34c17ac29ca0c38b959e0e47eb52cee2888c49c"/>
+    <w:p>
+      <w:pPr>
+        <w:pStyle w:val="Heading2"/>
+      </w:pPr>
+      <w:r>
+        <w:t xml:space="preserve">Tap to zoom and pinch thumbnails (Build 38)</w:t>
+      </w:r>
+    </w:p>
+    <w:p>
+      <w:pPr>
+        <w:numPr>
+          <w:ilvl w:val="0"/>
+          <w:numId w:val="1019"/>
+        </w:numPr>
+        <w:pStyle w:val="Compact"/>
+      </w:pPr>
+      <w:r>
+        <w:t xml:space="preserve">Document screen: tapping an image document’s preview opens a full-screen viewer with pinch to zoom, double-tap to zoom (2.5x) or reset, and drag to pan, so small print can be read. Escape or the close button returns to the document. PDFs still open in the existing PDF view.</w:t>
+      </w:r>
+    </w:p>
+    <w:p>
+      <w:pPr>
+        <w:numPr>
+          <w:ilvl w:val="0"/>
+          <w:numId w:val="1019"/>
+        </w:numPr>
+        <w:pStyle w:val="Compact"/>
+      </w:pPr>
+      <w:r>
+        <w:t xml:space="preserve">Custom vault-tile thumbnails (set while saving a scan) are now framed by pinching, zooming and dragging the page under a fixed 3:4 tile window, replacing the old drag frame and size slider.</w:t>
+      </w:r>
+    </w:p>
+    <w:p>
+      <w:pPr>
+        <w:numPr>
+          <w:ilvl w:val="0"/>
+          <w:numId w:val="1019"/>
+        </w:numPr>
+        <w:pStyle w:val="Compact"/>
+      </w:pPr>
+      <w:r>
+        <w:t xml:space="preserve">Folder icons: unchanged. Custom icon graphics from Tracey have still not been received, so the built-in set remains (see Folder icons above).</w:t>
+      </w:r>
+    </w:p>
     <w:bookmarkEnd w:id="43"/>
+    <w:bookmarkStart w:id="44" w:name="whole-page-document-preview-build-39"/>
+    <w:p>
+      <w:pPr>
+        <w:pStyle w:val="Heading2"/>
+      </w:pPr>
+      <w:r>
+        <w:t xml:space="preserve">Whole-page document preview (Build 39)</w:t>
+      </w:r>
+    </w:p>
+    <w:p>
+      <w:pPr>
+        <w:numPr>
+          <w:ilvl w:val="0"/>
+          <w:numId w:val="1020"/>
+        </w:numPr>
+        <w:pStyle w:val="Compact"/>
+      </w:pPr>
+      <w:r>
+        <w:t xml:space="preserve">The document screen’s image preview is now pinned to a fixed box and letterboxed, so the whole saved page (or the crop chosen while scanning) is always shown and never appears enlarged. Tapping it still opens the full-screen pinch-zoom viewer, which opens at fit-to-screen.</w:t>
+      </w:r>
+    </w:p>
+    <w:p>
+      <w:pPr>
+        <w:numPr>
+          <w:ilvl w:val="0"/>
+          <w:numId w:val="1020"/>
+        </w:numPr>
+        <w:pStyle w:val="Compact"/>
+      </w:pPr>
+      <w:r>
+        <w:t xml:space="preserve">Folder icons: still unchanged. The file shared on 2026-10-03 was a photograph, not icon artwork; the icons have been requested again.</w:t>
+      </w:r>
+    </w:p>
+    <w:bookmarkEnd w:id="44"/>
+    <w:bookmarkStart w:id="45" w:name="us-english-labels-and-dates-build-40"/>
+    <w:p>
+      <w:pPr>
+        <w:pStyle w:val="Heading2"/>
+      </w:pPr>
+      <w:r>
+        <w:t xml:space="preserve">US English labels and dates (Build 40)</w:t>
+      </w:r>
+    </w:p>
+    <w:p>
+      <w:pPr>
+        <w:numPr>
+          <w:ilvl w:val="0"/>
+          <w:numId w:val="1021"/>
+        </w:numPr>
+        <w:pStyle w:val="Compact"/>
+      </w:pPr>
+      <w:r>
+        <w:t xml:space="preserve">Default vault fields now use US spelling for vaults created from Build 40 on:</w:t>
+      </w:r>
+      <w:r>
+        <w:t xml:space="preserve"> </w:t>
+      </w:r>
+      <w:r>
+        <w:t xml:space="preserve">“</w:t>
+      </w:r>
+      <w:r>
+        <w:t xml:space="preserve">Driver’s license</w:t>
+      </w:r>
+      <w:r>
+        <w:t xml:space="preserve">”</w:t>
+      </w:r>
+      <w:r>
+        <w:t xml:space="preserve">, the</w:t>
+      </w:r>
+      <w:r>
+        <w:t xml:space="preserve"> </w:t>
+      </w:r>
+      <w:r>
+        <w:t xml:space="preserve">“</w:t>
+      </w:r>
+      <w:r>
+        <w:t xml:space="preserve">License</w:t>
+      </w:r>
+      <w:r>
+        <w:t xml:space="preserve">”</w:t>
+      </w:r>
+      <w:r>
+        <w:t xml:space="preserve"> </w:t>
+      </w:r>
+      <w:r>
+        <w:t xml:space="preserve">option in Education, and</w:t>
+      </w:r>
+      <w:r>
+        <w:t xml:space="preserve"> </w:t>
+      </w:r>
+      <w:r>
+        <w:t xml:space="preserve">“</w:t>
+      </w:r>
+      <w:r>
+        <w:t xml:space="preserve">Issuing organization</w:t>
+      </w:r>
+      <w:r>
+        <w:t xml:space="preserve">”</w:t>
+      </w:r>
+      <w:r>
+        <w:t xml:space="preserve">. Stored field keys are unchanged.</w:t>
+      </w:r>
+    </w:p>
+    <w:p>
+      <w:pPr>
+        <w:numPr>
+          <w:ilvl w:val="0"/>
+          <w:numId w:val="1021"/>
+        </w:numPr>
+        <w:pStyle w:val="Compact"/>
+      </w:pPr>
+      <w:r>
+        <w:t xml:space="preserve">Dates on the document screen, Reminders screen, default scan names, reminder emails and the data export use the US format (M/D/YYYY).</w:t>
+      </w:r>
+    </w:p>
+    <w:p>
+      <w:pPr>
+        <w:numPr>
+          <w:ilvl w:val="0"/>
+          <w:numId w:val="1021"/>
+        </w:numPr>
+        <w:pStyle w:val="Compact"/>
+      </w:pPr>
+      <w:r>
+        <w:t xml:space="preserve">Existing vaults keep the field labels stored when they were created. A read-only count found 60 of 300 vaults still showing UK labels (Licence, organisation, licence) and 3 of 36 documents with</w:t>
+      </w:r>
+      <w:r>
+        <w:t xml:space="preserve"> </w:t>
+      </w:r>
+      <w:r>
+        <w:t xml:space="preserve">“</w:t>
+      </w:r>
+      <w:r>
+        <w:t xml:space="preserve">licence</w:t>
+      </w:r>
+      <w:r>
+        <w:t xml:space="preserve">”</w:t>
+      </w:r>
+      <w:r>
+        <w:t xml:space="preserve"> </w:t>
+      </w:r>
+      <w:r>
+        <w:t xml:space="preserve">or</w:t>
+      </w:r>
+      <w:r>
+        <w:t xml:space="preserve"> </w:t>
+      </w:r>
+      <w:r>
+        <w:t xml:space="preserve">“</w:t>
+      </w:r>
+      <w:r>
+        <w:t xml:space="preserve">organisation</w:t>
+      </w:r>
+      <w:r>
+        <w:t xml:space="preserve">”</w:t>
+      </w:r>
+      <w:r>
+        <w:t xml:space="preserve"> </w:t>
+      </w:r>
+      <w:r>
+        <w:t xml:space="preserve">in their saved details. Updating them needs a one-off backfill and the developer’s go-ahead. Sensitive-field masking matches both spellings, so masking is unaffected.</w:t>
+      </w:r>
+    </w:p>
+    <w:p>
+      <w:pPr>
+        <w:numPr>
+          <w:ilvl w:val="0"/>
+          <w:numId w:val="1021"/>
+        </w:numPr>
+        <w:pStyle w:val="Compact"/>
+      </w:pPr>
+      <w:r>
+        <w:t xml:space="preserve">Sharing and offline access are not part of file management today; see</w:t>
+      </w:r>
+      <w:r>
+        <w:t xml:space="preserve"> </w:t>
+      </w:r>
+      <w:r>
+        <w:rPr>
+          <w:rStyle w:val="VerbatimChar"/>
+        </w:rPr>
+        <w:t xml:space="preserve">sharing_offline_review.md</w:t>
+      </w:r>
+      <w:r>
+        <w:t xml:space="preserve">.</w:t>
+      </w:r>
+    </w:p>
+    <w:bookmarkEnd w:id="45"/>
+    <w:bookmarkEnd w:id="46"/>
     <w:sectPr/>
   </w:body>
 </w:document>
@@ -1871,6 +2105,15 @@
     <w:abstractNumId w:val="991"/>
   </w:num>
   <w:num w:numId="1018">
+    <w:abstractNumId w:val="991"/>
+  </w:num>
+  <w:num w:numId="1019">
+    <w:abstractNumId w:val="991"/>
+  </w:num>
+  <w:num w:numId="1020">
+    <w:abstractNumId w:val="991"/>
+  </w:num>
+  <w:num w:numId="1021">
     <w:abstractNumId w:val="991"/>
   </w:num>
 </w:numbering>

--- a/docs/files.docx
+++ b/docs/files.docx
@@ -2,7 +2,7 @@
 <file path=word/document.xml><?xml version="1.0" encoding="utf-8"?>
 <w:document xmlns:w="http://schemas.openxmlformats.org/wordprocessingml/2006/main" xmlns:m="http://schemas.openxmlformats.org/officeDocument/2006/math" xmlns:r="http://schemas.openxmlformats.org/officeDocument/2006/relationships" xmlns:o="urn:schemas-microsoft-com:office:office" xmlns:v="urn:schemas-microsoft-com:vml" xmlns:w10="urn:schemas-microsoft-com:office:word" xmlns:a="http://schemas.openxmlformats.org/drawingml/2006/main" xmlns:pic="http://schemas.openxmlformats.org/drawingml/2006/picture" xmlns:wp="http://schemas.openxmlformats.org/drawingml/2006/wordprocessingDrawing">
   <w:body>
-    <w:bookmarkStart w:id="46" w:name="folder-and-file-management"/>
+    <w:bookmarkStart w:id="49" w:name="folder-and-file-management"/>
     <w:p>
       <w:pPr>
         <w:pStyle w:val="Heading1"/>
@@ -106,7 +106,7 @@
               <w:jc w:val="left"/>
             </w:pPr>
             <w:r>
-              <w:t xml:space="preserve">Phase 1 complete; Phase 2 complete (custom icon graphics deferred)</w:t>
+              <w:t xml:space="preserve">Phase 1 complete; Phase 2 complete; supplied 40-icon library available for custom vault creation (Build 49)</w:t>
             </w:r>
           </w:p>
         </w:tc>
@@ -420,7 +420,7 @@
         <w:pStyle w:val="Compact"/>
       </w:pPr>
       <w:r>
-        <w:t xml:space="preserve">☒ Folder icons - built-in icon set live; custom graphics from Tracey deferred</w:t>
+        <w:t xml:space="preserve">☒ Folder icons - original default artwork plus a 40-icon supplied library for custom vault creation (Build 49, preview only until deployed)</w:t>
       </w:r>
     </w:p>
     <w:bookmarkEnd w:id="23"/>
@@ -451,7 +451,7 @@
         <w:pStyle w:val="Compact"/>
       </w:pPr>
       <w:r>
-        <w:t xml:space="preserve">Folders support a built-in icon picker offering a curated set of choices (folder, personal, education, medical, work, document, wallet, home, travel, vehicle).</w:t>
+        <w:t xml:space="preserve">New custom vaults offer a searchable Choose an icon flow with all 40 supplied illustrated icons. Choosing artwork never creates extra vaults or changes the default vault set.</w:t>
       </w:r>
     </w:p>
     <w:p>
@@ -463,7 +463,7 @@
         <w:pStyle w:val="Compact"/>
       </w:pPr>
       <w:r>
-        <w:t xml:space="preserve">The icon can be chosen when creating a folder and changed later via the folder Rename dialog. The selection persists through the folder update endpoint.</w:t>
+        <w:t xml:space="preserve">All 40 source PNGs already contain real transparency. Build 49 preserves their artwork and alpha channel, trims empty margins and prepares 192px versions under a new library-v49 path. No pink-background removal or AI regeneration was needed.</w:t>
       </w:r>
     </w:p>
     <w:p>
@@ -475,7 +475,31 @@
         <w:pStyle w:val="Compact"/>
       </w:pPr>
       <w:r>
-        <w:t xml:space="preserve">Custom uploaded folder icons (client-supplied graphics from Tracey) are deferred until those image assets are provided. When the assets arrive, they can be added as additional choices or as an upload option without changing the storage model.</w:t>
+        <w:t xml:space="preserve">The 10 default vault definitions and their original image paths remain unchanged. New choices use separate library-01 through library-40 keys, so existing icons are not replaced.</w:t>
+      </w:r>
+    </w:p>
+    <w:p>
+      <w:pPr>
+        <w:numPr>
+          <w:ilvl w:val="0"/>
+          <w:numId w:val="1003"/>
+        </w:numPr>
+        <w:pStyle w:val="Compact"/>
+      </w:pPr>
+      <w:r>
+        <w:t xml:space="preserve">The existing Rename dialog retains its prior smaller picker. The expanded library is exposed only during custom vault creation, as requested. A saved library icon is rendered by the shared FolderIcon component wherever that vault appears.</w:t>
+      </w:r>
+    </w:p>
+    <w:p>
+      <w:pPr>
+        <w:numPr>
+          <w:ilvl w:val="0"/>
+          <w:numId w:val="1003"/>
+        </w:numPr>
+        <w:pStyle w:val="Compact"/>
+      </w:pPr>
+      <w:r>
+        <w:t xml:space="preserve">The picker includes labels, search, selected-state feedback, an empty-results message and a scrollable phone-sized grid. US English display labels include Certificates and Licenses.</w:t>
       </w:r>
     </w:p>
     <w:bookmarkEnd w:id="24"/>
@@ -1851,7 +1875,7 @@
         <w:pStyle w:val="Compact"/>
       </w:pPr>
       <w:r>
-        <w:t xml:space="preserve">Sharing and offline access are not part of file management today; see</w:t>
+        <w:t xml:space="preserve">Secure sharing was added in Build 46; see the current sharing section below. Offline work is tracked separately in</w:t>
       </w:r>
       <w:r>
         <w:t xml:space="preserve"> </w:t>
@@ -1863,11 +1887,161 @@
         <w:t xml:space="preserve">sharing_offline_review.md</w:t>
       </w:r>
       <w:r>
+        <w:t xml:space="preserve"> </w:t>
+      </w:r>
+      <w:r>
+        <w:t xml:space="preserve">and</w:t>
+      </w:r>
+      <w:r>
+        <w:t xml:space="preserve"> </w:t>
+      </w:r>
+      <w:r>
+        <w:rPr>
+          <w:rStyle w:val="VerbatimChar"/>
+        </w:rPr>
+        <w:t xml:space="preserve">build_state.md</w:t>
+      </w:r>
+      <w:r>
         <w:t xml:space="preserve">.</w:t>
       </w:r>
     </w:p>
     <w:bookmarkEnd w:id="45"/>
+    <w:bookmarkStart w:id="46" w:name="X653d37e888f76f5cfb4488f5c1f476b52508bfb"/>
+    <w:p>
+      <w:pPr>
+        <w:pStyle w:val="Heading2"/>
+      </w:pPr>
+      <w:r>
+        <w:t xml:space="preserve">Illustrated vault icons and docked bottom bar (Build 44)</w:t>
+      </w:r>
+    </w:p>
+    <w:p>
+      <w:pPr>
+        <w:numPr>
+          <w:ilvl w:val="0"/>
+          <w:numId w:val="1022"/>
+        </w:numPr>
+      </w:pPr>
+      <w:r>
+        <w:t xml:space="preserve">Vaults now show Tracey’s illustrated icons, matched by each vault’s stored icon key, so no vault data changed. Financial still shows the line icon because its file arrived damaged; it will switch over once a complete file is supplied.</w:t>
+      </w:r>
+    </w:p>
+    <w:p>
+      <w:pPr>
+        <w:numPr>
+          <w:ilvl w:val="0"/>
+          <w:numId w:val="1022"/>
+        </w:numPr>
+      </w:pPr>
+      <w:r>
+        <w:t xml:space="preserve">The bottom bar is docked to the bottom of the screen as a solid bar, so documents no longer show through or behind it.</w:t>
+      </w:r>
+    </w:p>
+    <w:p>
+      <w:pPr>
+        <w:numPr>
+          <w:ilvl w:val="0"/>
+          <w:numId w:val="1022"/>
+        </w:numPr>
+      </w:pPr>
+      <w:r>
+        <w:t xml:space="preserve">Build 45: Financial now shows its illustrated icon too, so all 10 vault icons use Tracey’s artwork.</w:t>
+      </w:r>
+    </w:p>
     <w:bookmarkEnd w:id="46"/>
+    <w:bookmarkStart w:id="48" w:name="secure-document-sharing-build-46"/>
+    <w:p>
+      <w:pPr>
+        <w:pStyle w:val="Heading2"/>
+      </w:pPr>
+      <w:r>
+        <w:t xml:space="preserve">Secure document sharing (Build 46)</w:t>
+      </w:r>
+    </w:p>
+    <w:p>
+      <w:pPr>
+        <w:pStyle w:val="FirstParagraph"/>
+      </w:pPr>
+      <w:r>
+        <w:t xml:space="preserve">Original-scope work approved by Richard. Use Share document on the document screen. Choose a sharing password or keep the generated one (Build 48), confirm the account password, copy the generated share link, and send the sharing password through a separate channel. The link and passcode are shown only at creation and are not recoverable. Defaults: 24 hours, downloads disabled; expiration options range from 1 hour to 7 days. A private label helps distinguish recipients without exposing the label to them.</w:t>
+      </w:r>
+    </w:p>
+    <w:p>
+      <w:pPr>
+        <w:pStyle w:val="BodyText"/>
+      </w:pPr>
+      <w:r>
+        <w:t xml:space="preserve">Settings &gt; Manage document sharing lists the owner’s shares, statuses, expiration, counters, and the most recent 100 file opens/downloads per share. Owners can revoke future access. History records link use, not verified recipient identity; multiple browser requests can count as multiple file opens.</w:t>
+      </w:r>
+    </w:p>
+    <w:p>
+      <w:pPr>
+        <w:pStyle w:val="BodyText"/>
+      </w:pPr>
+      <w:r>
+        <w:t xml:space="preserve">Recipients need no account. They enter the passcode on a branded /share page, view the individual file, and see a download button only when authorized. Supported shared formats: JPEG, PNG, WebP and PDF. Saved metadata, other documents and vaults are not exposed. Text already inside the original file is shared. Documents stay private in storage and stream through an authorized app endpoint without exposing storage addresses.</w:t>
+      </w:r>
+    </w:p>
+    <w:p>
+      <w:pPr>
+        <w:pStyle w:val="BodyText"/>
+      </w:pPr>
+      <w:r>
+        <w:t xml:space="preserve">Link/passcode hashes only are stored; the link capability is in the URL fragment rather than a server-visible query/path. Recipient cookies are HttpOnly, share-scoped and expire within 15 minutes; expiration, revocation, deletion and owner suspension are checked on every file request. Passcode guessing and owner password confirmation are rate-limited. Recipient sharing is online-only and excluded from offline caching/sync.</w:t>
+      </w:r>
+    </w:p>
+    <w:p>
+      <w:pPr>
+        <w:pStyle w:val="BodyText"/>
+      </w:pPr>
+      <w:r>
+        <w:t xml:space="preserve">Viewing is not copy protection: screenshots, browser tools and PDF controls may save copies. Revocation cannot erase already delivered content. Recipient UI rechecks access every 15 seconds and hides content when the session ends or the connection is lost.</w:t>
+      </w:r>
+    </w:p>
+    <w:p>
+      <w:pPr>
+        <w:pStyle w:val="BodyText"/>
+      </w:pPr>
+      <w:r>
+        <w:t xml:space="preserve">Verification updated in Build 47: 47 runtime integration checks passed again, including real image/PDF transfer and security denials. A browser suite passed 13 checks across an authenticated disposable owner and an account-free recipient: creation, separate clipboard buttons, image decoding at phone width, close-session cleanup, offline hiding, history, live revocation, authorized PDF download, reload privacy, a same-origin iframe, incomplete links, and uncaught page errors. The browser owner session was supplied by the test fixture after an initial login-form timeout; this is not proof of browser login. Wrong-recipient-passcode denial passed at the API, but its browser error-message assertion failed twice and remains unverified. Real iOS/Android/GoodBarber testing remains outstanding; same-origin iframe checks do not prove native-shell or third-party-cookie compatibility. Disposable test users and files were removed. Preview only pending manual deploy. Emergency/trusted access and family profiles are not included.</w:t>
+      </w:r>
+    </w:p>
+    <w:bookmarkStart w:id="47" w:name="Xea4ca6ae1a3745054a1adf73ea5e8075613a7a6"/>
+    <w:p>
+      <w:pPr>
+        <w:pStyle w:val="Heading3"/>
+      </w:pPr>
+      <w:r>
+        <w:t xml:space="preserve">Sharing preview and custom passwords (Build 48)</w:t>
+      </w:r>
+    </w:p>
+    <w:p>
+      <w:pPr>
+        <w:pStyle w:val="FirstParagraph"/>
+      </w:pPr>
+      <w:r>
+        <w:t xml:space="preserve">The sender can now edit the generated sharing password or generate another one. The policy is 12 to 64 characters, including internal spaces and symbols, with no leading/trailing whitespace or control characters; Unicode is supported up to the 72-byte hashing limit. The sharing password must differ from the account password used for confirmation. Recipients enter the exact chosen password, without an account. Existing generated passcodes remain valid.</w:t>
+      </w:r>
+    </w:p>
+    <w:p>
+      <w:pPr>
+        <w:pStyle w:val="BodyText"/>
+      </w:pPr>
+      <w:r>
+        <w:t xml:space="preserve">Shared links use a dedicated 1200 x 1200 image composed from the current gold logo, with generic text only. Document content and saved details never enter the preview. Newly copied links include a preview version query parameter; the secret remains in the fragment. Older messages may retain cached previews.</w:t>
+      </w:r>
+    </w:p>
+    <w:p>
+      <w:pPr>
+        <w:pStyle w:val="BodyText"/>
+      </w:pPr>
+      <w:r>
+        <w:t xml:space="preserve">Build 48 verification: 70 server checks and 8 focused browser checks passed. Custom password creation/copying, actual no-account image viewing and same-origin iframe access were exercised. The image and metadata were verified in the VM browser, not in WhatsApp or a native mobile app. Build 47’s outstanding device and wrong-password UI-message checks remain outstanding. Preview only pending manual deploy.</w:t>
+      </w:r>
+    </w:p>
+    <w:bookmarkEnd w:id="47"/>
+    <w:bookmarkEnd w:id="48"/>
+    <w:bookmarkEnd w:id="49"/>
     <w:sectPr/>
   </w:body>
 </w:document>
@@ -2114,6 +2288,9 @@
     <w:abstractNumId w:val="991"/>
   </w:num>
   <w:num w:numId="1021">
+    <w:abstractNumId w:val="991"/>
+  </w:num>
+  <w:num w:numId="1022">
     <w:abstractNumId w:val="991"/>
   </w:num>
 </w:numbering>
